--- a/tillsyn/A 16310-2022 tillsynsbegäran.docx
+++ b/tillsyn/A 16310-2022 tillsynsbegäran.docx
@@ -245,7 +245,7 @@
     <w:r>
       <w:tab/>
       <w:tab/>
-      <w:t>2025-05-03</w:t>
+      <w:t>2025-05-04</w:t>
       <w:br/>
       <w:br/>
     </w:r>

--- a/tillsyn/A 16310-2022 tillsynsbegäran.docx
+++ b/tillsyn/A 16310-2022 tillsynsbegäran.docx
@@ -245,7 +245,7 @@
     <w:r>
       <w:tab/>
       <w:tab/>
-      <w:t>2025-05-04</w:t>
+      <w:t>2025-05-06</w:t>
       <w:br/>
       <w:br/>
     </w:r>

--- a/tillsyn/A 16310-2022 tillsynsbegäran.docx
+++ b/tillsyn/A 16310-2022 tillsynsbegäran.docx
@@ -245,7 +245,7 @@
     <w:r>
       <w:tab/>
       <w:tab/>
-      <w:t>2025-05-06</w:t>
+      <w:t>2025-05-07</w:t>
       <w:br/>
       <w:br/>
     </w:r>

--- a/tillsyn/A 16310-2022 tillsynsbegäran.docx
+++ b/tillsyn/A 16310-2022 tillsynsbegäran.docx
@@ -245,7 +245,7 @@
     <w:r>
       <w:tab/>
       <w:tab/>
-      <w:t>2025-05-07</w:t>
+      <w:t>2025-05-08</w:t>
       <w:br/>
       <w:br/>
     </w:r>

--- a/tillsyn/A 16310-2022 tillsynsbegäran.docx
+++ b/tillsyn/A 16310-2022 tillsynsbegäran.docx
@@ -245,7 +245,7 @@
     <w:r>
       <w:tab/>
       <w:tab/>
-      <w:t>2025-05-08</w:t>
+      <w:t>2025-05-09</w:t>
       <w:br/>
       <w:br/>
     </w:r>

--- a/tillsyn/A 16310-2022 tillsynsbegäran.docx
+++ b/tillsyn/A 16310-2022 tillsynsbegäran.docx
@@ -245,7 +245,7 @@
     <w:r>
       <w:tab/>
       <w:tab/>
-      <w:t>2025-05-09</w:t>
+      <w:t>2025-05-10</w:t>
       <w:br/>
       <w:br/>
     </w:r>

--- a/tillsyn/A 16310-2022 tillsynsbegäran.docx
+++ b/tillsyn/A 16310-2022 tillsynsbegäran.docx
@@ -245,7 +245,7 @@
     <w:r>
       <w:tab/>
       <w:tab/>
-      <w:t>2025-05-10</w:t>
+      <w:t>2025-05-11</w:t>
       <w:br/>
       <w:br/>
     </w:r>

--- a/tillsyn/A 16310-2022 tillsynsbegäran.docx
+++ b/tillsyn/A 16310-2022 tillsynsbegäran.docx
@@ -245,7 +245,7 @@
     <w:r>
       <w:tab/>
       <w:tab/>
-      <w:t>2025-05-11</w:t>
+      <w:t>2025-05-12</w:t>
       <w:br/>
       <w:br/>
     </w:r>

--- a/tillsyn/A 16310-2022 tillsynsbegäran.docx
+++ b/tillsyn/A 16310-2022 tillsynsbegäran.docx
@@ -245,7 +245,7 @@
     <w:r>
       <w:tab/>
       <w:tab/>
-      <w:t>2025-05-12</w:t>
+      <w:t>2025-05-13</w:t>
       <w:br/>
       <w:br/>
     </w:r>

--- a/tillsyn/A 16310-2022 tillsynsbegäran.docx
+++ b/tillsyn/A 16310-2022 tillsynsbegäran.docx
@@ -245,7 +245,7 @@
     <w:r>
       <w:tab/>
       <w:tab/>
-      <w:t>2025-05-13</w:t>
+      <w:t>2025-05-14</w:t>
       <w:br/>
       <w:br/>
     </w:r>

--- a/tillsyn/A 16310-2022 tillsynsbegäran.docx
+++ b/tillsyn/A 16310-2022 tillsynsbegäran.docx
@@ -245,7 +245,7 @@
     <w:r>
       <w:tab/>
       <w:tab/>
-      <w:t>2025-05-14</w:t>
+      <w:t>2025-05-15</w:t>
       <w:br/>
       <w:br/>
     </w:r>

--- a/tillsyn/A 16310-2022 tillsynsbegäran.docx
+++ b/tillsyn/A 16310-2022 tillsynsbegäran.docx
@@ -245,7 +245,7 @@
     <w:r>
       <w:tab/>
       <w:tab/>
-      <w:t>2025-05-15</w:t>
+      <w:t>2025-05-16</w:t>
       <w:br/>
       <w:br/>
     </w:r>

--- a/tillsyn/A 16310-2022 tillsynsbegäran.docx
+++ b/tillsyn/A 16310-2022 tillsynsbegäran.docx
@@ -245,7 +245,7 @@
     <w:r>
       <w:tab/>
       <w:tab/>
-      <w:t>2025-05-16</w:t>
+      <w:t>2025-05-17</w:t>
       <w:br/>
       <w:br/>
     </w:r>

--- a/tillsyn/A 16310-2022 tillsynsbegäran.docx
+++ b/tillsyn/A 16310-2022 tillsynsbegäran.docx
@@ -245,7 +245,7 @@
     <w:r>
       <w:tab/>
       <w:tab/>
-      <w:t>2025-05-17</w:t>
+      <w:t>2025-05-18</w:t>
       <w:br/>
       <w:br/>
     </w:r>

--- a/tillsyn/A 16310-2022 tillsynsbegäran.docx
+++ b/tillsyn/A 16310-2022 tillsynsbegäran.docx
@@ -245,7 +245,7 @@
     <w:r>
       <w:tab/>
       <w:tab/>
-      <w:t>2025-05-18</w:t>
+      <w:t>2025-05-19</w:t>
       <w:br/>
       <w:br/>
     </w:r>

--- a/tillsyn/A 16310-2022 tillsynsbegäran.docx
+++ b/tillsyn/A 16310-2022 tillsynsbegäran.docx
@@ -245,7 +245,7 @@
     <w:r>
       <w:tab/>
       <w:tab/>
-      <w:t>2025-05-19</w:t>
+      <w:t>2025-05-20</w:t>
       <w:br/>
       <w:br/>
     </w:r>

--- a/tillsyn/A 16310-2022 tillsynsbegäran.docx
+++ b/tillsyn/A 16310-2022 tillsynsbegäran.docx
@@ -245,7 +245,7 @@
     <w:r>
       <w:tab/>
       <w:tab/>
-      <w:t>2025-05-20</w:t>
+      <w:t>2025-05-21</w:t>
       <w:br/>
       <w:br/>
     </w:r>

--- a/tillsyn/A 16310-2022 tillsynsbegäran.docx
+++ b/tillsyn/A 16310-2022 tillsynsbegäran.docx
@@ -245,7 +245,7 @@
     <w:r>
       <w:tab/>
       <w:tab/>
-      <w:t>2025-05-21</w:t>
+      <w:t>2025-05-22</w:t>
       <w:br/>
       <w:br/>
     </w:r>

--- a/tillsyn/A 16310-2022 tillsynsbegäran.docx
+++ b/tillsyn/A 16310-2022 tillsynsbegäran.docx
@@ -22,7 +22,7 @@
     </w:p>
     <w:p>
       <w:r>
-        <w:t>Nedan beskrivs fynd av naturvårdsarter och fridlysta arter som gjorts i det avverkningsanmälda området.</w:t>
+        <w:t>Nedan beskrivs fynd av naturvårdsarter och fridlysta arter som gjorts i det avverkningsanmälda området. I BILAGA 1 finns artfakta om fridlysta arter.</w:t>
       </w:r>
     </w:p>
     <w:p>
@@ -35,7 +35,7 @@
     </w:p>
     <w:p>
       <w:r>
-        <w:t>I avverkningsanmälan har följande 1 naturvårdsarter hittats: gröngöling (§4). För fridlysta arter anges även paragrafen i Artskyddsförordningen som arten är fridlyst enligt.</w:t>
+        <w:t>I avverkningsanmälan har följande 3 naturvårdsarter hittats: spillkråka (NT, §4), gröngöling (§4) och röd glada (§4). Av dessa är 1 rödlistade. För rödlistade arter har rödlistekategorin angivits inom parentes. För fridlysta arter anges även paragrafen i Artskyddsförordningen som arten är fridlyst enligt.</w:t>
       </w:r>
     </w:p>
     <w:p>
@@ -100,7 +100,7 @@
     </w:p>
     <w:p>
       <w:r>
-        <w:t>Följande fridlysta arter har sina livsmiljöer och växtplatser i den avverkningsanmälda skogen: gröngöling (§4).</w:t>
+        <w:t>Följande fridlysta arter har sina livsmiljöer och växtplatser i den avverkningsanmälda skogen: spillkråka (NT, §4), gröngöling (§4) och röd glada (§4).</w:t>
       </w:r>
     </w:p>
     <w:p>
@@ -115,6 +115,75 @@
       </w:r>
       <w:r>
         <w:t>(artikel 1). Vidare att de åtgärder som vidtas inte får leda till en försämring av den nuvarande situationen beträffande bevarandet av de fågelarter som avses i artikel 1 (artikel 13). Fågeldirektivet är styrande för tillsynsansvariga myndigheters ärendehantering, ställningstaganden och beslutsfattande.</w:t>
+      </w:r>
+    </w:p>
+    <w:p>
+      <w:r>
+        <w:rPr>
+          <w:b/>
+        </w:rPr>
+        <w:t>Spillkråka (NT, §4)</w:t>
+      </w:r>
+      <w:r>
+        <w:t xml:space="preserve"> är rödlistad som nära hotad och ingår i bilaga 1 i EU:s fågeldirektiv. Den minskar i population på grund av minskad tillgång på lämpliga bo- och födoträd och minskad födotillgång. Spillkråkans minskningstakt har uppgått till 19 (24–10) % under de senaste 15 åren. Minskningstakten för den svenska populationen bedöms vara nära gränsvärdet för Sårbar (VU) (A2bc). Skogsbruk med korta omloppstider och täta, homogena ungskogar utgör det största hotet, (SLU Artdatabanken, 2023).</w:t>
+      </w:r>
+    </w:p>
+    <w:p>
+      <w:r>
+        <w:t>I BILAGA 1 finns mer detaljerad information om ekologi samt krav på livsmiljö hos fridlysta arter.</w:t>
+      </w:r>
+    </w:p>
+    <w:p>
+      <w:r>
+        <w:br w:type="page"/>
+      </w:r>
+    </w:p>
+    <w:p>
+      <w:pPr>
+        <w:pStyle w:val="Title"/>
+      </w:pPr>
+      <w:r>
+        <w:t>BILAGA 1 – Fridlysta arter</w:t>
+      </w:r>
+    </w:p>
+    <w:p>
+      <w:pPr>
+        <w:pStyle w:val="Heading1"/>
+      </w:pPr>
+      <w:r>
+        <w:t>Spillkråka – ekologi samt krav på livsmiljön</w:t>
+      </w:r>
+    </w:p>
+    <w:p>
+      <w:r>
+        <w:t>Spillkråka (NT) är rödlistad som nära hotad, fridlyst enligt §4 Artskyddsförordningen och ingår i bilaga 1 i EU:s fågeldirektiv. Spillkråka lever i både barr- och blandskog liksom i ren lövskog. De tätaste populationerna tenderar att finnas i äldre, variationsrik blandskog med gott om död ved och gamla träd.</w:t>
+      </w:r>
+    </w:p>
+    <w:p>
+      <w:r>
+        <w:t>Varje par utnyttjar 400–1000 hektar skog beroende på skogens kvalitet. En minskning av populationen pågår på grund av minskad tillgång på lämpliga bo- och födoträd och minskad födotillgång. Spillkråkans minskningstakt har uppgått till 19 (24–10) % under de senaste 15 åren. Minskningstakten för den svenska populationen bedöms vara nära gränsvärdet för Sårbar (VU) (A2bc). Skogsbruk med korta omloppstider och täta, homogena ungskogar utgör det största hotet (Artdatabanken 2023).</w:t>
+      </w:r>
+    </w:p>
+    <w:p>
+      <w:pPr>
+        <w:pStyle w:val="Heading2"/>
+      </w:pPr>
+      <w:r>
+        <w:t>Referenser – spillkråka</w:t>
+      </w:r>
+    </w:p>
+    <w:p>
+      <w:r>
+        <w:t xml:space="preserve">SLU Artdatabanken, 2021. </w:t>
+      </w:r>
+      <w:r>
+        <w:rPr>
+          <w:i/>
+        </w:rPr>
+        <w:t xml:space="preserve">Artfaktablad. Naturvård – artfakta. </w:t>
+      </w:r>
+      <w:r>
+        <w:t>SLU Artdatabanken, Uppsala</w:t>
       </w:r>
     </w:p>
     <w:sectPr>
@@ -245,7 +314,7 @@
     <w:r>
       <w:tab/>
       <w:tab/>
-      <w:t>2025-05-22</w:t>
+      <w:t>2025-05-23</w:t>
       <w:br/>
       <w:br/>
     </w:r>

--- a/tillsyn/A 16310-2022 tillsynsbegäran.docx
+++ b/tillsyn/A 16310-2022 tillsynsbegäran.docx
@@ -314,7 +314,7 @@
     <w:r>
       <w:tab/>
       <w:tab/>
-      <w:t>2025-05-23</w:t>
+      <w:t>2025-05-24</w:t>
       <w:br/>
       <w:br/>
     </w:r>

--- a/tillsyn/A 16310-2022 tillsynsbegäran.docx
+++ b/tillsyn/A 16310-2022 tillsynsbegäran.docx
@@ -314,7 +314,7 @@
     <w:r>
       <w:tab/>
       <w:tab/>
-      <w:t>2025-05-24</w:t>
+      <w:t>2025-05-25</w:t>
       <w:br/>
       <w:br/>
     </w:r>

--- a/tillsyn/A 16310-2022 tillsynsbegäran.docx
+++ b/tillsyn/A 16310-2022 tillsynsbegäran.docx
@@ -314,7 +314,7 @@
     <w:r>
       <w:tab/>
       <w:tab/>
-      <w:t>2025-05-25</w:t>
+      <w:t>2025-05-26</w:t>
       <w:br/>
       <w:br/>
     </w:r>

--- a/tillsyn/A 16310-2022 tillsynsbegäran.docx
+++ b/tillsyn/A 16310-2022 tillsynsbegäran.docx
@@ -314,7 +314,7 @@
     <w:r>
       <w:tab/>
       <w:tab/>
-      <w:t>2025-05-26</w:t>
+      <w:t>2025-05-27</w:t>
       <w:br/>
       <w:br/>
     </w:r>

--- a/tillsyn/A 16310-2022 tillsynsbegäran.docx
+++ b/tillsyn/A 16310-2022 tillsynsbegäran.docx
@@ -314,7 +314,7 @@
     <w:r>
       <w:tab/>
       <w:tab/>
-      <w:t>2025-05-27</w:t>
+      <w:t>2025-05-30</w:t>
       <w:br/>
       <w:br/>
     </w:r>

--- a/tillsyn/A 16310-2022 tillsynsbegäran.docx
+++ b/tillsyn/A 16310-2022 tillsynsbegäran.docx
@@ -314,7 +314,7 @@
     <w:r>
       <w:tab/>
       <w:tab/>
-      <w:t>2025-05-30</w:t>
+      <w:t>2025-06-01</w:t>
       <w:br/>
       <w:br/>
     </w:r>

--- a/tillsyn/A 16310-2022 tillsynsbegäran.docx
+++ b/tillsyn/A 16310-2022 tillsynsbegäran.docx
@@ -314,7 +314,7 @@
     <w:r>
       <w:tab/>
       <w:tab/>
-      <w:t>2025-06-01</w:t>
+      <w:t>2025-06-02</w:t>
       <w:br/>
       <w:br/>
     </w:r>

--- a/tillsyn/A 16310-2022 tillsynsbegäran.docx
+++ b/tillsyn/A 16310-2022 tillsynsbegäran.docx
@@ -314,7 +314,7 @@
     <w:r>
       <w:tab/>
       <w:tab/>
-      <w:t>2025-06-02</w:t>
+      <w:t>2025-06-03</w:t>
       <w:br/>
       <w:br/>
     </w:r>

--- a/tillsyn/A 16310-2022 tillsynsbegäran.docx
+++ b/tillsyn/A 16310-2022 tillsynsbegäran.docx
@@ -314,7 +314,7 @@
     <w:r>
       <w:tab/>
       <w:tab/>
-      <w:t>2025-06-03</w:t>
+      <w:t>2025-06-04</w:t>
       <w:br/>
       <w:br/>
     </w:r>

--- a/tillsyn/A 16310-2022 tillsynsbegäran.docx
+++ b/tillsyn/A 16310-2022 tillsynsbegäran.docx
@@ -314,7 +314,7 @@
     <w:r>
       <w:tab/>
       <w:tab/>
-      <w:t>2025-06-04</w:t>
+      <w:t>2025-06-05</w:t>
       <w:br/>
       <w:br/>
     </w:r>

--- a/tillsyn/A 16310-2022 tillsynsbegäran.docx
+++ b/tillsyn/A 16310-2022 tillsynsbegäran.docx
@@ -314,7 +314,7 @@
     <w:r>
       <w:tab/>
       <w:tab/>
-      <w:t>2025-06-05</w:t>
+      <w:t>2025-06-13</w:t>
       <w:br/>
       <w:br/>
     </w:r>

--- a/tillsyn/A 16310-2022 tillsynsbegäran.docx
+++ b/tillsyn/A 16310-2022 tillsynsbegäran.docx
@@ -314,7 +314,7 @@
     <w:r>
       <w:tab/>
       <w:tab/>
-      <w:t>2025-06-13</w:t>
+      <w:t>2025-06-15</w:t>
       <w:br/>
       <w:br/>
     </w:r>

--- a/tillsyn/A 16310-2022 tillsynsbegäran.docx
+++ b/tillsyn/A 16310-2022 tillsynsbegäran.docx
@@ -314,7 +314,7 @@
     <w:r>
       <w:tab/>
       <w:tab/>
-      <w:t>2025-06-15</w:t>
+      <w:t>2025-06-16</w:t>
       <w:br/>
       <w:br/>
     </w:r>

--- a/tillsyn/A 16310-2022 tillsynsbegäran.docx
+++ b/tillsyn/A 16310-2022 tillsynsbegäran.docx
@@ -314,7 +314,7 @@
     <w:r>
       <w:tab/>
       <w:tab/>
-      <w:t>2025-06-16</w:t>
+      <w:t>2025-06-17</w:t>
       <w:br/>
       <w:br/>
     </w:r>

--- a/tillsyn/A 16310-2022 tillsynsbegäran.docx
+++ b/tillsyn/A 16310-2022 tillsynsbegäran.docx
@@ -314,7 +314,7 @@
     <w:r>
       <w:tab/>
       <w:tab/>
-      <w:t>2025-06-17</w:t>
+      <w:t>2025-06-18</w:t>
       <w:br/>
       <w:br/>
     </w:r>

--- a/tillsyn/A 16310-2022 tillsynsbegäran.docx
+++ b/tillsyn/A 16310-2022 tillsynsbegäran.docx
@@ -314,7 +314,7 @@
     <w:r>
       <w:tab/>
       <w:tab/>
-      <w:t>2025-06-18</w:t>
+      <w:t>2025-06-19</w:t>
       <w:br/>
       <w:br/>
     </w:r>

--- a/tillsyn/A 16310-2022 tillsynsbegäran.docx
+++ b/tillsyn/A 16310-2022 tillsynsbegäran.docx
@@ -314,7 +314,7 @@
     <w:r>
       <w:tab/>
       <w:tab/>
-      <w:t>2025-06-19</w:t>
+      <w:t>2025-06-20</w:t>
       <w:br/>
       <w:br/>
     </w:r>

--- a/tillsyn/A 16310-2022 tillsynsbegäran.docx
+++ b/tillsyn/A 16310-2022 tillsynsbegäran.docx
@@ -314,7 +314,7 @@
     <w:r>
       <w:tab/>
       <w:tab/>
-      <w:t>2025-06-20</w:t>
+      <w:t>2025-06-21</w:t>
       <w:br/>
       <w:br/>
     </w:r>

--- a/tillsyn/A 16310-2022 tillsynsbegäran.docx
+++ b/tillsyn/A 16310-2022 tillsynsbegäran.docx
@@ -314,7 +314,7 @@
     <w:r>
       <w:tab/>
       <w:tab/>
-      <w:t>2025-06-21</w:t>
+      <w:t>2025-06-22</w:t>
       <w:br/>
       <w:br/>
     </w:r>

--- a/tillsyn/A 16310-2022 tillsynsbegäran.docx
+++ b/tillsyn/A 16310-2022 tillsynsbegäran.docx
@@ -314,7 +314,7 @@
     <w:r>
       <w:tab/>
       <w:tab/>
-      <w:t>2025-06-22</w:t>
+      <w:t>2025-06-23</w:t>
       <w:br/>
       <w:br/>
     </w:r>

--- a/tillsyn/A 16310-2022 tillsynsbegäran.docx
+++ b/tillsyn/A 16310-2022 tillsynsbegäran.docx
@@ -314,7 +314,7 @@
     <w:r>
       <w:tab/>
       <w:tab/>
-      <w:t>2025-06-23</w:t>
+      <w:t>2025-06-24</w:t>
       <w:br/>
       <w:br/>
     </w:r>

--- a/tillsyn/A 16310-2022 tillsynsbegäran.docx
+++ b/tillsyn/A 16310-2022 tillsynsbegäran.docx
@@ -314,7 +314,7 @@
     <w:r>
       <w:tab/>
       <w:tab/>
-      <w:t>2025-06-24</w:t>
+      <w:t>2025-06-25</w:t>
       <w:br/>
       <w:br/>
     </w:r>

--- a/tillsyn/A 16310-2022 tillsynsbegäran.docx
+++ b/tillsyn/A 16310-2022 tillsynsbegäran.docx
@@ -314,7 +314,7 @@
     <w:r>
       <w:tab/>
       <w:tab/>
-      <w:t>2025-06-25</w:t>
+      <w:t>2025-06-26</w:t>
       <w:br/>
       <w:br/>
     </w:r>

--- a/tillsyn/A 16310-2022 tillsynsbegäran.docx
+++ b/tillsyn/A 16310-2022 tillsynsbegäran.docx
@@ -314,7 +314,7 @@
     <w:r>
       <w:tab/>
       <w:tab/>
-      <w:t>2025-06-26</w:t>
+      <w:t>2025-06-27</w:t>
       <w:br/>
       <w:br/>
     </w:r>

--- a/tillsyn/A 16310-2022 tillsynsbegäran.docx
+++ b/tillsyn/A 16310-2022 tillsynsbegäran.docx
@@ -314,7 +314,7 @@
     <w:r>
       <w:tab/>
       <w:tab/>
-      <w:t>2025-06-27</w:t>
+      <w:t>2025-06-28</w:t>
       <w:br/>
       <w:br/>
     </w:r>

--- a/tillsyn/A 16310-2022 tillsynsbegäran.docx
+++ b/tillsyn/A 16310-2022 tillsynsbegäran.docx
@@ -314,7 +314,7 @@
     <w:r>
       <w:tab/>
       <w:tab/>
-      <w:t>2025-06-28</w:t>
+      <w:t>2025-06-29</w:t>
       <w:br/>
       <w:br/>
     </w:r>

--- a/tillsyn/A 16310-2022 tillsynsbegäran.docx
+++ b/tillsyn/A 16310-2022 tillsynsbegäran.docx
@@ -314,7 +314,7 @@
     <w:r>
       <w:tab/>
       <w:tab/>
-      <w:t>2025-06-29</w:t>
+      <w:t>2025-06-30</w:t>
       <w:br/>
       <w:br/>
     </w:r>

--- a/tillsyn/A 16310-2022 tillsynsbegäran.docx
+++ b/tillsyn/A 16310-2022 tillsynsbegäran.docx
@@ -314,7 +314,7 @@
     <w:r>
       <w:tab/>
       <w:tab/>
-      <w:t>2025-06-30</w:t>
+      <w:t>2025-07-01</w:t>
       <w:br/>
       <w:br/>
     </w:r>

--- a/tillsyn/A 16310-2022 tillsynsbegäran.docx
+++ b/tillsyn/A 16310-2022 tillsynsbegäran.docx
@@ -314,7 +314,7 @@
     <w:r>
       <w:tab/>
       <w:tab/>
-      <w:t>2025-07-01</w:t>
+      <w:t>2025-07-02</w:t>
       <w:br/>
       <w:br/>
     </w:r>

--- a/tillsyn/A 16310-2022 tillsynsbegäran.docx
+++ b/tillsyn/A 16310-2022 tillsynsbegäran.docx
@@ -314,7 +314,7 @@
     <w:r>
       <w:tab/>
       <w:tab/>
-      <w:t>2025-07-02</w:t>
+      <w:t>2025-07-03</w:t>
       <w:br/>
       <w:br/>
     </w:r>

--- a/tillsyn/A 16310-2022 tillsynsbegäran.docx
+++ b/tillsyn/A 16310-2022 tillsynsbegäran.docx
@@ -314,7 +314,7 @@
     <w:r>
       <w:tab/>
       <w:tab/>
-      <w:t>2025-07-03</w:t>
+      <w:t>2025-07-04</w:t>
       <w:br/>
       <w:br/>
     </w:r>

--- a/tillsyn/A 16310-2022 tillsynsbegäran.docx
+++ b/tillsyn/A 16310-2022 tillsynsbegäran.docx
@@ -314,7 +314,7 @@
     <w:r>
       <w:tab/>
       <w:tab/>
-      <w:t>2025-07-04</w:t>
+      <w:t>2025-07-05</w:t>
       <w:br/>
       <w:br/>
     </w:r>

--- a/tillsyn/A 16310-2022 tillsynsbegäran.docx
+++ b/tillsyn/A 16310-2022 tillsynsbegäran.docx
@@ -314,7 +314,7 @@
     <w:r>
       <w:tab/>
       <w:tab/>
-      <w:t>2025-07-05</w:t>
+      <w:t>2025-07-06</w:t>
       <w:br/>
       <w:br/>
     </w:r>

--- a/tillsyn/A 16310-2022 tillsynsbegäran.docx
+++ b/tillsyn/A 16310-2022 tillsynsbegäran.docx
@@ -314,7 +314,7 @@
     <w:r>
       <w:tab/>
       <w:tab/>
-      <w:t>2025-07-06</w:t>
+      <w:t>2025-07-07</w:t>
       <w:br/>
       <w:br/>
     </w:r>

--- a/tillsyn/A 16310-2022 tillsynsbegäran.docx
+++ b/tillsyn/A 16310-2022 tillsynsbegäran.docx
@@ -314,7 +314,7 @@
     <w:r>
       <w:tab/>
       <w:tab/>
-      <w:t>2025-07-07</w:t>
+      <w:t>2025-07-08</w:t>
       <w:br/>
       <w:br/>
     </w:r>

--- a/tillsyn/A 16310-2022 tillsynsbegäran.docx
+++ b/tillsyn/A 16310-2022 tillsynsbegäran.docx
@@ -314,7 +314,7 @@
     <w:r>
       <w:tab/>
       <w:tab/>
-      <w:t>2025-07-08</w:t>
+      <w:t>2025-07-09</w:t>
       <w:br/>
       <w:br/>
     </w:r>

--- a/tillsyn/A 16310-2022 tillsynsbegäran.docx
+++ b/tillsyn/A 16310-2022 tillsynsbegäran.docx
@@ -314,7 +314,7 @@
     <w:r>
       <w:tab/>
       <w:tab/>
-      <w:t>2025-07-09</w:t>
+      <w:t>2025-07-11</w:t>
       <w:br/>
       <w:br/>
     </w:r>

--- a/tillsyn/A 16310-2022 tillsynsbegäran.docx
+++ b/tillsyn/A 16310-2022 tillsynsbegäran.docx
@@ -314,7 +314,7 @@
     <w:r>
       <w:tab/>
       <w:tab/>
-      <w:t>2025-07-11</w:t>
+      <w:t>2025-07-12</w:t>
       <w:br/>
       <w:br/>
     </w:r>

--- a/tillsyn/A 16310-2022 tillsynsbegäran.docx
+++ b/tillsyn/A 16310-2022 tillsynsbegäran.docx
@@ -314,7 +314,7 @@
     <w:r>
       <w:tab/>
       <w:tab/>
-      <w:t>2025-07-12</w:t>
+      <w:t>2025-07-13</w:t>
       <w:br/>
       <w:br/>
     </w:r>

--- a/tillsyn/A 16310-2022 tillsynsbegäran.docx
+++ b/tillsyn/A 16310-2022 tillsynsbegäran.docx
@@ -314,7 +314,7 @@
     <w:r>
       <w:tab/>
       <w:tab/>
-      <w:t>2025-07-13</w:t>
+      <w:t>2025-07-14</w:t>
       <w:br/>
       <w:br/>
     </w:r>

--- a/tillsyn/A 16310-2022 tillsynsbegäran.docx
+++ b/tillsyn/A 16310-2022 tillsynsbegäran.docx
@@ -314,7 +314,7 @@
     <w:r>
       <w:tab/>
       <w:tab/>
-      <w:t>2025-08-06</w:t>
+      <w:t>2025-08-09</w:t>
       <w:br/>
       <w:br/>
     </w:r>
